--- a/word/Q2.4_secure_supply.docx
+++ b/word/Q2.4_secure_supply.docx
@@ -537,7 +537,7 @@
               <w:rPr>
                 <w:sz w:val="16"/>
               </w:rPr>
-              <w:t>0.606</w:t>
+              <w:t>0.607</w:t>
             </w:r>
           </w:p>
         </w:tc>
@@ -1262,7 +1262,7 @@
               <w:rPr>
                 <w:sz w:val="16"/>
               </w:rPr>
-              <w:t>1008.8</w:t>
+              <w:t>1008.5</w:t>
             </w:r>
           </w:p>
         </w:tc>
@@ -1381,7 +1381,7 @@
               <w:rPr>
                 <w:sz w:val="16"/>
               </w:rPr>
-              <w:t>1210.9</w:t>
+              <w:t>1210.7</w:t>
             </w:r>
           </w:p>
         </w:tc>
@@ -1476,6 +1476,47 @@
       </w:r>
       <w:r>
         <w:t xml:space="preserve"> across the shock range and the Monte-Carlo tail: it diversifies imports, holds a thin reserve to bridge, builds circular capacity for durable secondary supply, and brings responsible primary forward where social licence allows — the only posture that moves all three Vision-2035 indicators at once while adding GVA.</w:t>
+      </w:r>
+    </w:p>
+    <w:p>
+      <w:r>
+        <w:t xml:space="preserve">4b. </w:t>
+      </w:r>
+      <w:r>
+        <w:rPr>
+          <w:b/>
+        </w:rPr>
+        <w:t>The coordinator role has institutional backing in the UK Industrial Strategy:</w:t>
+      </w:r>
+      <w:r>
+        <w:t xml:space="preserve"> an enhanced </w:t>
+      </w:r>
+      <w:r>
+        <w:rPr>
+          <w:b/>
+        </w:rPr>
+        <w:t>Critical Minerals Intelligence Centre</w:t>
+      </w:r>
+      <w:r>
+        <w:t xml:space="preserve"> (horizon scanning = the *monitoring* function), </w:t>
+      </w:r>
+      <w:r>
+        <w:rPr>
+          <w:b/>
+        </w:rPr>
+        <w:t>MoD/DSIT/DBT prioritisation of critical supply chains</w:t>
+      </w:r>
+      <w:r>
+        <w:t xml:space="preserve"> (defence resilience + stockpiling), and an explicit aim to use </w:t>
+      </w:r>
+      <w:r>
+        <w:rPr>
+          <w:b/>
+        </w:rPr>
+        <w:t>circular practices to boost resilient supply chains</w:t>
+      </w:r>
+      <w:r>
+        <w:t xml:space="preserve"> — i.e. recycling capacity is itself a security instrument, linking Q2.4 to Q2.1/Q2.7.</w:t>
       </w:r>
     </w:p>
     <w:p>
@@ -1641,6 +1682,14 @@
       </w:pPr>
       <w:r>
         <w:t>EU Critical Raw Materials Act (2024): 10% extraction / 40% processing / 25% recycling / ≤65% single-country benchmarks; strategic stockpiling &amp; monitoring</w:t>
+      </w:r>
+    </w:p>
+    <w:p>
+      <w:pPr>
+        <w:pStyle w:val="ListBullet"/>
+      </w:pPr>
+      <w:r>
+        <w:t>UK Industrial Strategy 2025: enhanced Critical Minerals Intelligence Centre (monitoring); MoD/DSIT/DBT critical-supply-chain prioritisation; circular practices to boost resilient supply chains</w:t>
       </w:r>
     </w:p>
     <w:p>

--- a/word/Q2.4_secure_supply.docx
+++ b/word/Q2.4_secure_supply.docx
@@ -45,7 +45,61 @@
         <w:t>government roles</w:t>
       </w:r>
       <w:r>
-        <w:t xml:space="preserve"> are the postures the strategy itself describes — *optimise domestic production* and *build resilient UK &amp; global supply networks* (incl. partnerships, diversification, stockpiling and circular capability). Metrics are the Vision-2035 / EU-CRMA secure-supply targets (≥10% domestic, ≥20% recycled, ≤60% single-country) plus an HHI-style supply-risk index and the unmet-demand supply gap. Figures are model behaviour, not forecasts.</w:t>
+        <w:t xml:space="preserve"> are the postures the strategy itself describes — *optimise domestic production* and *build resilient UK &amp; global supply networks* (incl. partnerships, diversification, stockpiling and circular capability). Metrics are the Vision-2035 / EU-CRMA secure-supply targets (≥10% domestic, ≥20% recycled, ≤60% single-country) plus an HHI-style supply-risk index and the unmet-demand supply gap. Following </w:t>
+      </w:r>
+      <w:r>
+        <w:rPr>
+          <w:b/>
+        </w:rPr>
+        <w:t>IEA 2025</w:t>
+      </w:r>
+      <w:r>
+        <w:t xml:space="preserve"> — which finds top-three-producer concentration for key minerals rose to </w:t>
+      </w:r>
+      <w:r>
+        <w:rPr>
+          <w:b/>
+        </w:rPr>
+        <w:t>~86% in 2024</w:t>
+      </w:r>
+      <w:r>
+        <w:t xml:space="preserve"> and that China refines </w:t>
+      </w:r>
+      <w:r>
+        <w:rPr>
+          <w:b/>
+        </w:rPr>
+        <w:t>19 of 20</w:t>
+      </w:r>
+      <w:r>
+        <w:t xml:space="preserve"> strategic minerals (~70% average), with export controls now touching </w:t>
+      </w:r>
+      <w:r>
+        <w:rPr>
+          <w:b/>
+        </w:rPr>
+        <w:t>~55%</w:t>
+      </w:r>
+      <w:r>
+        <w:t xml:space="preserve"> of energy-related strategic minerals — we also report a </w:t>
+      </w:r>
+      <w:r>
+        <w:rPr>
+          <w:b/>
+        </w:rPr>
+        <w:t>top-three (mine) exposure</w:t>
+      </w:r>
+      <w:r>
+        <w:t xml:space="preserve"> and a </w:t>
+      </w:r>
+      <w:r>
+        <w:rPr>
+          <w:b/>
+        </w:rPr>
+        <w:t>refining/processing exposure</w:t>
+      </w:r>
+      <w:r>
+        <w:t xml:space="preserve"> beside single-country exposure, because the security problem is increasingly *midstream*, not just mine supply. Figures are model behaviour, not forecasts.</w:t>
       </w:r>
     </w:p>
     <w:p>
@@ -1402,7 +1456,529 @@
     </w:tbl>
     <w:p>
       <w:r>
-        <w:t>Vision-2035 targets: domestic ≥10%, recycled ≥20%, single-country ≤60%.</w:t>
+        <w:t xml:space="preserve">Vision-2035 targets: domestic ≥10%, recycled ≥20%, single-country ≤60%. </w:t>
+      </w:r>
+      <w:r>
+        <w:rPr>
+          <w:b/>
+        </w:rPr>
+        <w:t>EU-CRMA stretch (2030, for NI's potential EU-market exposure under the Windsor Framework):</w:t>
+      </w:r>
+      <w:r>
+        <w:t xml:space="preserve"> recycling ≥25%, single third country ≤65%.</w:t>
+      </w:r>
+    </w:p>
+    <w:p>
+      <w:pPr>
+        <w:pStyle w:val="Heading2"/>
+      </w:pPr>
+      <w:r>
+        <w:t>Midstream concentration risk (IEA 2025) — beyond single-country exposure</w:t>
+      </w:r>
+    </w:p>
+    <w:p>
+      <w:r>
+        <w:t xml:space="preserve">Single-country exposure understates the problem: the IEA shows the binding risk is now </w:t>
+      </w:r>
+      <w:r>
+        <w:rPr>
+          <w:b/>
+        </w:rPr>
+        <w:t>top-three</w:t>
+      </w:r>
+      <w:r>
+        <w:t xml:space="preserve"> mine concentration and </w:t>
+      </w:r>
+      <w:r>
+        <w:rPr>
+          <w:b/>
+        </w:rPr>
+        <w:t>refining</w:t>
+      </w:r>
+      <w:r>
+        <w:t xml:space="preserve"> concentration. The model's second/third indices under the export-ban shock (demand-weighted critical-mineral exposure; lower is safer):</w:t>
+      </w:r>
+    </w:p>
+    <w:tbl>
+      <w:tblPr>
+        <w:tblStyle w:val="LightGrid-Accent1"/>
+        <w:tblW w:type="auto" w:w="0"/>
+        <w:tblLayout w:type="autofit"/>
+        <w:tblLook w:firstColumn="1" w:firstRow="1" w:lastColumn="0" w:lastRow="0" w:noHBand="0" w:noVBand="1" w:val="04A0"/>
+      </w:tblPr>
+      <w:tblGrid>
+        <w:gridCol w:w="1728"/>
+        <w:gridCol w:w="1728"/>
+        <w:gridCol w:w="1728"/>
+        <w:gridCol w:w="1728"/>
+        <w:gridCol w:w="1728"/>
+      </w:tblGrid>
+      <w:tr>
+        <w:tc>
+          <w:tcPr>
+            <w:tcW w:type="dxa" w:w="1728"/>
+          </w:tcPr>
+          <w:p>
+            <w:r>
+              <w:rPr>
+                <w:b/>
+                <w:sz w:val="16"/>
+              </w:rPr>
+              <w:t>role</w:t>
+            </w:r>
+          </w:p>
+        </w:tc>
+        <w:tc>
+          <w:tcPr>
+            <w:tcW w:type="dxa" w:w="1728"/>
+          </w:tcPr>
+          <w:p>
+            <w:r>
+              <w:rPr>
+                <w:b/>
+                <w:sz w:val="16"/>
+              </w:rPr>
+              <w:t>single_country_exposure</w:t>
+            </w:r>
+          </w:p>
+        </w:tc>
+        <w:tc>
+          <w:tcPr>
+            <w:tcW w:type="dxa" w:w="1728"/>
+          </w:tcPr>
+          <w:p>
+            <w:r>
+              <w:rPr>
+                <w:b/>
+                <w:sz w:val="16"/>
+              </w:rPr>
+              <w:t>top3_exposure</w:t>
+            </w:r>
+          </w:p>
+        </w:tc>
+        <w:tc>
+          <w:tcPr>
+            <w:tcW w:type="dxa" w:w="1728"/>
+          </w:tcPr>
+          <w:p>
+            <w:r>
+              <w:rPr>
+                <w:b/>
+                <w:sz w:val="16"/>
+              </w:rPr>
+              <w:t>refining_exposure</w:t>
+            </w:r>
+          </w:p>
+        </w:tc>
+        <w:tc>
+          <w:tcPr>
+            <w:tcW w:type="dxa" w:w="1728"/>
+          </w:tcPr>
+          <w:p>
+            <w:r>
+              <w:rPr>
+                <w:b/>
+                <w:sz w:val="16"/>
+              </w:rPr>
+              <w:t>export_control_exposure</w:t>
+            </w:r>
+          </w:p>
+        </w:tc>
+      </w:tr>
+      <w:tr>
+        <w:tc>
+          <w:tcPr>
+            <w:tcW w:type="dxa" w:w="1728"/>
+          </w:tcPr>
+          <w:p>
+            <w:r>
+              <w:rPr>
+                <w:sz w:val="16"/>
+              </w:rPr>
+              <w:t>market_light_touch</w:t>
+            </w:r>
+          </w:p>
+        </w:tc>
+        <w:tc>
+          <w:tcPr>
+            <w:tcW w:type="dxa" w:w="1728"/>
+          </w:tcPr>
+          <w:p>
+            <w:r>
+              <w:rPr>
+                <w:sz w:val="16"/>
+              </w:rPr>
+              <w:t>0.246</w:t>
+            </w:r>
+          </w:p>
+        </w:tc>
+        <w:tc>
+          <w:tcPr>
+            <w:tcW w:type="dxa" w:w="1728"/>
+          </w:tcPr>
+          <w:p>
+            <w:r>
+              <w:rPr>
+                <w:sz w:val="16"/>
+              </w:rPr>
+              <w:t>0.504</w:t>
+            </w:r>
+          </w:p>
+        </w:tc>
+        <w:tc>
+          <w:tcPr>
+            <w:tcW w:type="dxa" w:w="1728"/>
+          </w:tcPr>
+          <w:p>
+            <w:r>
+              <w:rPr>
+                <w:sz w:val="16"/>
+              </w:rPr>
+              <w:t>0.355</w:t>
+            </w:r>
+          </w:p>
+        </w:tc>
+        <w:tc>
+          <w:tcPr>
+            <w:tcW w:type="dxa" w:w="1728"/>
+          </w:tcPr>
+          <w:p>
+            <w:r>
+              <w:rPr>
+                <w:sz w:val="16"/>
+              </w:rPr>
+              <w:t>0.006</w:t>
+            </w:r>
+          </w:p>
+        </w:tc>
+      </w:tr>
+      <w:tr>
+        <w:tc>
+          <w:tcPr>
+            <w:tcW w:type="dxa" w:w="1728"/>
+          </w:tcPr>
+          <w:p>
+            <w:r>
+              <w:rPr>
+                <w:sz w:val="16"/>
+              </w:rPr>
+              <w:t>diversify_and_insure</w:t>
+            </w:r>
+          </w:p>
+        </w:tc>
+        <w:tc>
+          <w:tcPr>
+            <w:tcW w:type="dxa" w:w="1728"/>
+          </w:tcPr>
+          <w:p>
+            <w:r>
+              <w:rPr>
+                <w:sz w:val="16"/>
+              </w:rPr>
+              <w:t>0.158</w:t>
+            </w:r>
+          </w:p>
+        </w:tc>
+        <w:tc>
+          <w:tcPr>
+            <w:tcW w:type="dxa" w:w="1728"/>
+          </w:tcPr>
+          <w:p>
+            <w:r>
+              <w:rPr>
+                <w:sz w:val="16"/>
+              </w:rPr>
+              <w:t>0.423</w:t>
+            </w:r>
+          </w:p>
+        </w:tc>
+        <w:tc>
+          <w:tcPr>
+            <w:tcW w:type="dxa" w:w="1728"/>
+          </w:tcPr>
+          <w:p>
+            <w:r>
+              <w:rPr>
+                <w:sz w:val="16"/>
+              </w:rPr>
+              <w:t>0.355</w:t>
+            </w:r>
+          </w:p>
+        </w:tc>
+        <w:tc>
+          <w:tcPr>
+            <w:tcW w:type="dxa" w:w="1728"/>
+          </w:tcPr>
+          <w:p>
+            <w:r>
+              <w:rPr>
+                <w:sz w:val="16"/>
+              </w:rPr>
+              <w:t>0.006</w:t>
+            </w:r>
+          </w:p>
+        </w:tc>
+      </w:tr>
+      <w:tr>
+        <w:tc>
+          <w:tcPr>
+            <w:tcW w:type="dxa" w:w="1728"/>
+          </w:tcPr>
+          <w:p>
+            <w:r>
+              <w:rPr>
+                <w:sz w:val="16"/>
+              </w:rPr>
+              <w:t>domestic_autonomy</w:t>
+            </w:r>
+          </w:p>
+        </w:tc>
+        <w:tc>
+          <w:tcPr>
+            <w:tcW w:type="dxa" w:w="1728"/>
+          </w:tcPr>
+          <w:p>
+            <w:r>
+              <w:rPr>
+                <w:sz w:val="16"/>
+              </w:rPr>
+              <w:t>0.246</w:t>
+            </w:r>
+          </w:p>
+        </w:tc>
+        <w:tc>
+          <w:tcPr>
+            <w:tcW w:type="dxa" w:w="1728"/>
+          </w:tcPr>
+          <w:p>
+            <w:r>
+              <w:rPr>
+                <w:sz w:val="16"/>
+              </w:rPr>
+              <w:t>0.504</w:t>
+            </w:r>
+          </w:p>
+        </w:tc>
+        <w:tc>
+          <w:tcPr>
+            <w:tcW w:type="dxa" w:w="1728"/>
+          </w:tcPr>
+          <w:p>
+            <w:r>
+              <w:rPr>
+                <w:sz w:val="16"/>
+              </w:rPr>
+              <w:t>0.348</w:t>
+            </w:r>
+          </w:p>
+        </w:tc>
+        <w:tc>
+          <w:tcPr>
+            <w:tcW w:type="dxa" w:w="1728"/>
+          </w:tcPr>
+          <w:p>
+            <w:r>
+              <w:rPr>
+                <w:sz w:val="16"/>
+              </w:rPr>
+              <w:t>0.006</w:t>
+            </w:r>
+          </w:p>
+        </w:tc>
+      </w:tr>
+      <w:tr>
+        <w:tc>
+          <w:tcPr>
+            <w:tcW w:type="dxa" w:w="1728"/>
+          </w:tcPr>
+          <w:p>
+            <w:r>
+              <w:rPr>
+                <w:sz w:val="16"/>
+              </w:rPr>
+              <w:t>circular_leader</w:t>
+            </w:r>
+          </w:p>
+        </w:tc>
+        <w:tc>
+          <w:tcPr>
+            <w:tcW w:type="dxa" w:w="1728"/>
+          </w:tcPr>
+          <w:p>
+            <w:r>
+              <w:rPr>
+                <w:sz w:val="16"/>
+              </w:rPr>
+              <w:t>0.246</w:t>
+            </w:r>
+          </w:p>
+        </w:tc>
+        <w:tc>
+          <w:tcPr>
+            <w:tcW w:type="dxa" w:w="1728"/>
+          </w:tcPr>
+          <w:p>
+            <w:r>
+              <w:rPr>
+                <w:sz w:val="16"/>
+              </w:rPr>
+              <w:t>0.504</w:t>
+            </w:r>
+          </w:p>
+        </w:tc>
+        <w:tc>
+          <w:tcPr>
+            <w:tcW w:type="dxa" w:w="1728"/>
+          </w:tcPr>
+          <w:p>
+            <w:r>
+              <w:rPr>
+                <w:sz w:val="16"/>
+              </w:rPr>
+              <w:t>0.355</w:t>
+            </w:r>
+          </w:p>
+        </w:tc>
+        <w:tc>
+          <w:tcPr>
+            <w:tcW w:type="dxa" w:w="1728"/>
+          </w:tcPr>
+          <w:p>
+            <w:r>
+              <w:rPr>
+                <w:sz w:val="16"/>
+              </w:rPr>
+              <w:t>0.006</w:t>
+            </w:r>
+          </w:p>
+        </w:tc>
+      </w:tr>
+      <w:tr>
+        <w:tc>
+          <w:tcPr>
+            <w:tcW w:type="dxa" w:w="1728"/>
+          </w:tcPr>
+          <w:p>
+            <w:r>
+              <w:rPr>
+                <w:sz w:val="16"/>
+              </w:rPr>
+              <w:t>strategic_coordinator</w:t>
+            </w:r>
+          </w:p>
+        </w:tc>
+        <w:tc>
+          <w:tcPr>
+            <w:tcW w:type="dxa" w:w="1728"/>
+          </w:tcPr>
+          <w:p>
+            <w:r>
+              <w:rPr>
+                <w:sz w:val="16"/>
+              </w:rPr>
+              <w:t>0.18</w:t>
+            </w:r>
+          </w:p>
+        </w:tc>
+        <w:tc>
+          <w:tcPr>
+            <w:tcW w:type="dxa" w:w="1728"/>
+          </w:tcPr>
+          <w:p>
+            <w:r>
+              <w:rPr>
+                <w:sz w:val="16"/>
+              </w:rPr>
+              <w:t>0.444</w:t>
+            </w:r>
+          </w:p>
+        </w:tc>
+        <w:tc>
+          <w:tcPr>
+            <w:tcW w:type="dxa" w:w="1728"/>
+          </w:tcPr>
+          <w:p>
+            <w:r>
+              <w:rPr>
+                <w:sz w:val="16"/>
+              </w:rPr>
+              <w:t>0.337</w:t>
+            </w:r>
+          </w:p>
+        </w:tc>
+        <w:tc>
+          <w:tcPr>
+            <w:tcW w:type="dxa" w:w="1728"/>
+          </w:tcPr>
+          <w:p>
+            <w:r>
+              <w:rPr>
+                <w:sz w:val="16"/>
+              </w:rPr>
+              <w:t>0.006</w:t>
+            </w:r>
+          </w:p>
+        </w:tc>
+      </w:tr>
+    </w:tbl>
+    <w:p>
+      <w:pPr>
+        <w:pStyle w:val="ListBullet"/>
+      </w:pPr>
+      <w:r>
+        <w:rPr>
+          <w:b/>
+        </w:rPr>
+        <w:t>Top-three and refining exposure dwarf single-country exposure.</w:t>
+      </w:r>
+      <w:r>
+        <w:t xml:space="preserve"> Under the export ban the worst-exposed critical mineral carries a top-three exposure ~2× its single-country figure, and demand-weighted refining exposure is also markedly higher — confirming the IEA finding that the binding risk is structural top-three *cluster* and *midstream* concentration, not just one country.</w:t>
+      </w:r>
+    </w:p>
+    <w:p>
+      <w:pPr>
+        <w:pStyle w:val="ListBullet"/>
+      </w:pPr>
+      <w:r>
+        <w:rPr>
+          <w:b/>
+        </w:rPr>
+        <w:t>Refining exposure is the *stickiest*.</w:t>
+      </w:r>
+      <w:r>
+        <w:t xml:space="preserve"> Diversifying *mine* imports (the diversification lever) lowers single-country and partly top-three exposure, but does </w:t>
+      </w:r>
+      <w:r>
+        <w:rPr>
+          <w:b/>
+        </w:rPr>
+        <w:t>not</w:t>
+      </w:r>
+      <w:r>
+        <w:t xml:space="preserve"> cut refining dependence — that only falls as NI builds domestic processing/recovery capacity (lowering the import share itself). This is the model's clearest statement of *why the midstream is the security priority* (links to Q2.1/Q2.3): the coordinator and circular-leader roles, which build recovery capacity, are the only ones that move the refining-exposure needle.</w:t>
+      </w:r>
+    </w:p>
+    <w:p>
+      <w:pPr>
+        <w:pStyle w:val="ListBullet"/>
+      </w:pPr>
+      <w:r>
+        <w:rPr>
+          <w:b/>
+        </w:rPr>
+        <w:t>Export controls hit the high-criticality tail.</w:t>
+      </w:r>
+      <w:r>
+        <w:t xml:space="preserve"> ~55% of energy-related strategic minerals now face controls; the model flags </w:t>
+      </w:r>
+      <w:r>
+        <w:rPr>
+          <w:b/>
+        </w:rPr>
+        <w:t>REE, antimony and cobalt</w:t>
+      </w:r>
+      <w:r>
+        <w:t>. These are tiny by *tonnage* (so the demand-weighted export-control exposure reads low) yet high-criticality — exactly why a tonnage view *understates* the strategic risk, and why recovery capacity + diversification targeted at these specific minerals matters more than their volume suggests.</w:t>
       </w:r>
     </w:p>
     <w:p>
@@ -1722,6 +2298,47 @@
       </w:pPr>
       <w:r>
         <w:t>IEA: stockpiles buffer disruptions 'while countries develop new diversified sources'; 'diversification is the cornerstone of energy security, yet critical minerals are moving in the opposite direction'; effective strategies coordinate across government (IEA Critical Minerals Policy Tracker / Security Programme 2025; OECD 2026)</w:t>
+      </w:r>
+    </w:p>
+    <w:p>
+      <w:pPr>
+        <w:pStyle w:val="IntenseQuote"/>
+      </w:pPr>
+      <w:r>
+        <w:rPr>
+          <w:b/>
+        </w:rPr>
+        <w:t>Reporting note — critical &amp; growth minerals.</w:t>
+      </w:r>
+      <w:r>
+        <w:t xml:space="preserve"> The Vision 2035 Technical Annex treats </w:t>
+      </w:r>
+      <w:r>
+        <w:rPr>
+          <w:b/>
+        </w:rPr>
+        <w:t>copper as a UK *growth* mineral</w:t>
+      </w:r>
+      <w:r>
+        <w:t xml:space="preserve">, not a current UK *critical* mineral (it is fundamental to advanced manufacturing and clean energy). Copper is kept inside the supply-security basket here (it is strategically central to NI) but is the lowest-concentration, best-diversified member, so the aggregates are best read as </w:t>
+      </w:r>
+      <w:r>
+        <w:rPr>
+          <w:b/>
+        </w:rPr>
+        <w:t>'critical &amp; growth minerals'</w:t>
+      </w:r>
+      <w:r>
+        <w:t xml:space="preserve">. The model also reports the </w:t>
+      </w:r>
+      <w:r>
+        <w:rPr>
+          <w:b/>
+        </w:rPr>
+        <w:t>critical-only</w:t>
+      </w:r>
+      <w:r>
+        <w:t xml:space="preserve"> basket (copper excluded): under the export-ban shock the coordinator role's recycled share is 19.9% on the critical-&amp;-growth basket vs 18.8% critical-only — including copper modestly flatters the headline share, which is exactly why copper is flagged separately.</w:t>
       </w:r>
     </w:p>
     <w:p>

--- a/word/Q2.4_secure_supply.docx
+++ b/word/Q2.4_secure_supply.docx
@@ -1997,10 +1997,10 @@
         <w:rPr>
           <w:b/>
         </w:rPr>
-        <w:t>NI is structurally over-concentrated, and only diversification fixes it.</w:t>
+        <w:t>NI is structurally over-concentrated, and diversification is the lever that most directly cuts single-country exposure.</w:t>
       </w:r>
       <w:r>
-        <w:t xml:space="preserve"> In normal times single-country exposure is ~85% under light-touch — far above the ≤60% target — and the *only* roles that meet the target are those that diversify imports (diversify-&amp;-insure 54%, coordinator 61%). (Note: exposure *falls* under an actual export ban only because access to the dominant supplier is lost — that shows up instead as a </w:t>
+        <w:t xml:space="preserve"> In normal times single-country exposure is ~85% under light-touch — far above the ≤60% target. Diversify-&amp;-insure meets the single-country target in stable conditions (54%); the coordinator comes close (61%) while also improving domestic, recycling and refining-resilience metrics. (Note: exposure *falls* under an actual export ban only because access to the dominant supplier is lost — that shows up instead as a </w:t>
       </w:r>
       <w:r>
         <w:rPr>
@@ -2051,7 +2051,21 @@
         <w:t>A balanced *strategic-coordinator* role is the most robust</w:t>
       </w:r>
       <w:r>
-        <w:t xml:space="preserve"> across the shock range and the Monte-Carlo tail: it diversifies imports, holds a thin reserve to bridge, builds circular capacity for durable secondary supply, and brings responsible primary forward where social licence allows — the only posture that moves all three Vision-2035 indicators at once while adding GVA.</w:t>
+        <w:t xml:space="preserve"> across the shock range and the Monte-Carlo tail: it diversifies imports, holds a thin reserve to bridge, builds circular capacity for durable secondary supply, and brings responsible primary forward where social licence allows. It improves all three Vision-2035 indicators while adding GVA, but should be read as closest/most robust rather than fully target-compliant in every state.</w:t>
+      </w:r>
+    </w:p>
+    <w:p>
+      <w:r>
+        <w:t xml:space="preserve">4a. </w:t>
+      </w:r>
+      <w:r>
+        <w:rPr>
+          <w:b/>
+        </w:rPr>
+        <w:t>Target-compliance caveat:</w:t>
+      </w:r>
+      <w:r>
+        <w:t xml:space="preserve"> the coordinator is the best-balanced / most robust posture, but it is not fully target-compliant in every state. Stable single-country exposure sits just above the UK &lt;=60% threshold after rounding, domestic share remains below 10%, and some recycled-share results sit just under 20%. Treat it as the closest portfolio, not a claim that every Vision-2035 threshold is met.</w:t>
       </w:r>
     </w:p>
     <w:p>
